--- a/docs/docx/04_Execution.docx
+++ b/docs/docx/04_Execution.docx
@@ -503,7 +503,7 @@
           <w:color w:val="1B5E8C"/>
           <w:sz w:val="19"/>
         </w:rPr>
-        <w:t>https://github.com/dfreriks-snow/sap-bdc-finance-360</w:t>
+        <w:t>https://github.com/sfc-gh-dfreriks/sap-bdc-finance-360</w:t>
       </w:r>
       <w:r>
         <w:rPr>
